--- a/data/templates/OOP_Entry.docx
+++ b/data/templates/OOP_Entry.docx
@@ -853,25 +853,6 @@
       </w:r>
       <w:r>
         <w:t>{{firm_phone}}</w:t>
-      </w:r>
-    </w:p>
-    <w:p>
-      <w:pPr>
-        <w:ind w:left="4320" w:firstLine="720"/>
-      </w:pPr>
-      <w:r>
-        <w:t>Facsimile</w:t>
-      </w:r>
-      <w:proofErr w:type="gramStart"/>
-      <w:r>
-        <w:t xml:space="preserve">:  </w:t>
-      </w:r>
-      <w:r>
-        <w:t>(</w:t>
-      </w:r>
-      <w:proofErr w:type="gramEnd"/>
-      <w:r>
-        <w:t>{{firm_fax}}</w:t>
       </w:r>
     </w:p>
     <w:p>

--- a/data/templates/OOP_Entry.docx
+++ b/data/templates/OOP_Entry.docx
@@ -952,7 +952,7 @@
         <w:tab/>
       </w:r>
       <w:r>
-        <w:t xml:space="preserve"> #</w:t>
+        <w:t xml:space="preserve"> </w:t>
       </w:r>
       <w:r>
         <w:t>{{attorney_bar}}</w:t>
